--- a/Technical_Overview_Living.docx
+++ b/Technical_Overview_Living.docx
@@ -13,7 +13,7 @@
     <w:p/>
     <w:p>
       <w:r>
-        <w:t>Last updated: 2026-03-08</w:t>
+        <w:t>Last updated: 2026-04-02</w:t>
       </w:r>
     </w:p>
     <w:p>
@@ -90,6 +90,14 @@
       </w:pPr>
       <w:r>
         <w:t>Organization-aware data isolation model (partially enabled multi-tenant model).</w:t>
+      </w:r>
+    </w:p>
+    <w:p>
+      <w:pPr>
+        <w:pStyle w:val="ListBullet"/>
+      </w:pPr>
+      <w:r>
+        <w:t>Clear path to phase 2 intake automation through draft-case review.</w:t>
       </w:r>
     </w:p>
     <w:p/>
@@ -598,6 +606,37 @@
     </w:p>
     <w:p/>
     <w:p>
+      <w:r>
+        <w:t>Planned phase 2 intake flow:</w:t>
+      </w:r>
+    </w:p>
+    <w:p>
+      <w:r>
+        <w:t>1. Referral arrives through secure email, portal submission, or external system message.</w:t>
+      </w:r>
+    </w:p>
+    <w:p>
+      <w:r>
+        <w:t>2. Intake adapter parses payload and stores original source content/attachments.</w:t>
+      </w:r>
+    </w:p>
+    <w:p>
+      <w:r>
+        <w:t>3. Normalization layer maps inbound fields into a common draft-case model.</w:t>
+      </w:r>
+    </w:p>
+    <w:p>
+      <w:r>
+        <w:t>4. Admin reviews, amends, and approves the draft case.</w:t>
+      </w:r>
+    </w:p>
+    <w:p>
+      <w:r>
+        <w:t>5. Approved draft becomes a normal active case and continues through assignment/vetting.</w:t>
+      </w:r>
+    </w:p>
+    <w:p/>
+    <w:p>
       <w:pPr>
         <w:pStyle w:val="Heading2"/>
       </w:pPr>
@@ -672,6 +711,28 @@
     </w:p>
     <w:p/>
     <w:p>
+      <w:r>
+        <w:t>Strategic fit:</w:t>
+      </w:r>
+    </w:p>
+    <w:p>
+      <w:pPr>
+        <w:pStyle w:val="ListBullet"/>
+      </w:pPr>
+      <w:r>
+        <w:t>Current parser capability aligns with a future draft-case intake workflow.</w:t>
+      </w:r>
+    </w:p>
+    <w:p>
+      <w:pPr>
+        <w:pStyle w:val="ListBullet"/>
+      </w:pPr>
+      <w:r>
+        <w:t>Parser outputs should eventually feed a draft review queue rather than bypass manual validation.</w:t>
+      </w:r>
+    </w:p>
+    <w:p/>
+    <w:p>
       <w:pPr>
         <w:pStyle w:val="Heading2"/>
       </w:pPr>
@@ -1015,6 +1076,14 @@
         <w:t>Complete and test true multi-tenant router integration.</w:t>
       </w:r>
     </w:p>
+    <w:p>
+      <w:pPr>
+        <w:pStyle w:val="ListBullet"/>
+      </w:pPr>
+      <w:r>
+        <w:t>Add draft-case status handling and source metadata to support intake expansion.</w:t>
+      </w:r>
+    </w:p>
     <w:p/>
     <w:p>
       <w:r>
@@ -1035,6 +1104,14 @@
       </w:pPr>
       <w:r>
         <w:t>Expand parser capability with production-grade OCR pipeline.</w:t>
+      </w:r>
+    </w:p>
+    <w:p>
+      <w:pPr>
+        <w:pStyle w:val="ListBullet"/>
+      </w:pPr>
+      <w:r>
+        <w:t>Add adapter-based intake channels for secure email, portal referral forms, and RIS/PACS or HL7-style system messages.</w:t>
       </w:r>
     </w:p>
     <w:p/>
@@ -1106,6 +1183,14 @@
       </w:pPr>
       <w:r>
         <w:t>15. Update Log</w:t>
+      </w:r>
+    </w:p>
+    <w:p>
+      <w:pPr>
+        <w:pStyle w:val="ListBullet"/>
+      </w:pPr>
+      <w:r>
+        <w:t>2026-04-02: Added draft-case intake roadmap and multi-channel referral architecture direction.</w:t>
       </w:r>
     </w:p>
     <w:p>
